--- a/docs/Code-pro-Plugin-Specification.docx
+++ b/docs/Code-pro-Plugin-Specification.docx
@@ -34,7 +34,7 @@
           <w:b w:val="0"/>
           <w:i/>
         </w:rPr>
-        <w:t>Version 2.0 - the delegation refactor. develop-fr became an orchestrated pipeline that reserves Claude for reasoning and burns external models on volume work; the Codex port of the plugin was removed. Version 1.1 added that Codex port; version 1.0 was Claude Code only.</w:t>
+        <w:t>Version 2.1 - lane backups. The delegation pipeline of 2.0 is unchanged; 2.1 adds awareness of quota exhaustion, the one failure mode the 2.0 degradation ladder did not cover. Preflight now reports any lane running on a backup implementer, and the optional delegate-backup plugin performs and reverses those swaps.</w:t>
       </w:r>
     </w:p>
     <w:p>
@@ -69,7 +69,7 @@
           <w:b w:val="0"/>
           <w:i w:val="0"/>
         </w:rPr>
-        <w:t>Version: 2.0.0</w:t>
+        <w:t>Version: 2.1.0</w:t>
       </w:r>
     </w:p>
     <w:p>
@@ -105,7 +105,7 @@
           <w:b w:val="0"/>
           <w:i w:val="0"/>
         </w:rPr>
-        <w:t>External dependencies (optional but strongly recommended): the delegate-skills collection (github.com/amElnagdy/delegate-skills) plus the codex and agy CLIs. Without them the plugin still runs - it falls back to in-Claude subagents and says so. See Section 6.5.</w:t>
+        <w:t>External dependencies (optional but strongly recommended): the delegate-skills collection (github.com/amElnagdy/delegate-skills) plus the codex and agy CLIs. Optional soft dependency: the delegate-backup plugin (github.com/SomarRezq/pro-marketplace/tree/main/claude/delegate-backup), which keeps the pipeline running when an implementer exhausts its quota. Without it nothing changes; with it, preflight gains a lane-backups report.</w:t>
       </w:r>
     </w:p>
     <w:p>
@@ -1996,6 +1996,252 @@
           <w:i w:val="0"/>
         </w:rPr>
         <w:t>This costs nothing, because phase 3d has the orchestrator re-run every gate itself regardless. dispatch.mjs --allow-shell opts into the implementer's own escape hatch (Antigravity: --dangerously-skip-permissions) - full access, so only on the user's explicit request.</w:t>
+      </w:r>
+    </w:p>
+    <w:p>
+      <w:pPr>
+        <w:pStyle w:val="Heading2"/>
+      </w:pPr>
+      <w:r>
+        <w:t>6.6  Quota exhaustion and lane backups (new in 2.1)</w:t>
+      </w:r>
+    </w:p>
+    <w:p>
+      <w:pPr/>
+      <w:r>
+        <w:t>The degradation ladder in 6.4 answers one question: is this implementer present? It resolves usability as 'binary on PATH and relay installed', both evaluated once at preflight. That leaves a real gap - an implementer that is installed, authenticated, and simply out of quota is reported OK and then fails its dispatch.</w:t>
+      </w:r>
+    </w:p>
+    <w:p>
+      <w:pPr/>
+      <w:r>
+        <w:t>Version 2.1 does not try to solve this inside the pipeline, because doing so well requires classifying provider errors, and provider errors are not trustworthy classifiers. The canonical counter-example: Z.AI returns 'Insufficient balance or no resource package' (error 1113) when the request used the wrong endpoint or a model outside the plan. It is a configuration fault wearing the words of an exhaustion fault. An automatic classifier would silently move work onto a backup provider to route around a bug the user needed to see.</w:t>
+      </w:r>
+    </w:p>
+    <w:p>
+      <w:pPr/>
+      <w:r>
+        <w:t>So the split is: judgment stays with the orchestrator and the user; bookkeeping is automated by the optional delegate-backup plugin. It swaps an exhausted lane onto a configured backup implementer, records how to undo that, and schedules the lane's return for the moment the provider's window resets. All of its state lives in a lane-backups.json sidecar, so delegate-skills' config.json remains a valid, untouched delegate-fleet.v1 document and stays free for any future delegate-skills upgrade.</w:t>
+      </w:r>
+    </w:p>
+    <w:p>
+      <w:pPr/>
+      <w:r>
+        <w:t>What preflight does in 2.1:</w:t>
+      </w:r>
+    </w:p>
+    <w:p>
+      <w:pPr>
+        <w:pStyle w:val="ListBullet"/>
+      </w:pPr>
+      <w:r>
+        <w:t>Reads lane-backups.json directly when it exists - a soft dependency, so a missing plugin costs one informational line rather than a failure.</w:t>
+      </w:r>
+    </w:p>
+    <w:p>
+      <w:pPr>
+        <w:pStyle w:val="ListBullet"/>
+      </w:pPr>
+      <w:r>
+        <w:t>Prints a 'Lane backups (active)' block naming every lane currently on a backup, what it fell back to, and how long until it returns.</w:t>
+      </w:r>
+    </w:p>
+    <w:p>
+      <w:pPr>
+        <w:pStyle w:val="ListBullet"/>
+      </w:pPr>
+      <w:r>
+        <w:t>Marks an entry OVERDUE when its restore window has passed, which means a scheduled restore never fired and 'delegate-backup resolve --all' should be run.</w:t>
+      </w:r>
+    </w:p>
+    <w:p>
+      <w:pPr/>
+      <w:r>
+        <w:t>A lane on a backup is being executed by a different provider than the fleet config names. Like every other degradation in this pipeline, that must never be silent.</w:t>
+      </w:r>
+    </w:p>
+    <w:p>
+      <w:pPr/>
+      <w:r>
+        <w:t>Known exhaustion messages, and the one that lies:</w:t>
+      </w:r>
+    </w:p>
+    <w:tbl>
+      <w:tblPr>
+        <w:tblStyle w:val="LightGrid-Accent1"/>
+        <w:tblW w:type="auto" w:w="0"/>
+        <w:tblLook w:firstColumn="1" w:firstRow="1" w:lastColumn="0" w:lastRow="0" w:noHBand="0" w:noVBand="1" w:val="04A0"/>
+      </w:tblPr>
+      <w:tblGrid>
+        <w:gridCol w:w="2880"/>
+        <w:gridCol w:w="2880"/>
+        <w:gridCol w:w="2880"/>
+      </w:tblGrid>
+      <w:tr>
+        <w:tc>
+          <w:tcPr>
+            <w:tcW w:type="dxa" w:w="2880"/>
+          </w:tcPr>
+          <w:p>
+            <w:r>
+              <w:t>Implementer</w:t>
+            </w:r>
+          </w:p>
+        </w:tc>
+        <w:tc>
+          <w:tcPr>
+            <w:tcW w:type="dxa" w:w="2880"/>
+          </w:tcPr>
+          <w:p>
+            <w:r>
+              <w:t>Message on exhaustion</w:t>
+            </w:r>
+          </w:p>
+        </w:tc>
+        <w:tc>
+          <w:tcPr>
+            <w:tcW w:type="dxa" w:w="2880"/>
+          </w:tcPr>
+          <w:p>
+            <w:r>
+              <w:t>Reset window given?</w:t>
+            </w:r>
+          </w:p>
+        </w:tc>
+      </w:tr>
+      <w:tr>
+        <w:tc>
+          <w:tcPr>
+            <w:tcW w:type="dxa" w:w="2880"/>
+          </w:tcPr>
+          <w:p>
+            <w:r>
+              <w:t>codex</w:t>
+            </w:r>
+          </w:p>
+        </w:tc>
+        <w:tc>
+          <w:tcPr>
+            <w:tcW w:type="dxa" w:w="2880"/>
+          </w:tcPr>
+          <w:p>
+            <w:r>
+              <w:t>You've hit your usage limit (plus a retry time, or an admin request on Business seats)</w:t>
+            </w:r>
+          </w:p>
+        </w:tc>
+        <w:tc>
+          <w:tcPr>
+            <w:tcW w:type="dxa" w:w="2880"/>
+          </w:tcPr>
+          <w:p>
+            <w:r>
+              <w:t>Yes</w:t>
+            </w:r>
+          </w:p>
+        </w:tc>
+      </w:tr>
+      <w:tr>
+        <w:tc>
+          <w:tcPr>
+            <w:tcW w:type="dxa" w:w="2880"/>
+          </w:tcPr>
+          <w:p>
+            <w:r>
+              <w:t>agy</w:t>
+            </w:r>
+          </w:p>
+        </w:tc>
+        <w:tc>
+          <w:tcPr>
+            <w:tcW w:type="dxa" w:w="2880"/>
+          </w:tcPr>
+          <w:p>
+            <w:r>
+              <w:t>Individual quota reached. Resets in XhYmZs</w:t>
+            </w:r>
+          </w:p>
+        </w:tc>
+        <w:tc>
+          <w:tcPr>
+            <w:tcW w:type="dxa" w:w="2880"/>
+          </w:tcPr>
+          <w:p>
+            <w:r>
+              <w:t>Yes</w:t>
+            </w:r>
+          </w:p>
+        </w:tc>
+      </w:tr>
+      <w:tr>
+        <w:tc>
+          <w:tcPr>
+            <w:tcW w:type="dxa" w:w="2880"/>
+          </w:tcPr>
+          <w:p>
+            <w:r>
+              <w:t>copilot</w:t>
+            </w:r>
+          </w:p>
+        </w:tc>
+        <w:tc>
+          <w:tcPr>
+            <w:tcW w:type="dxa" w:w="2880"/>
+          </w:tcPr>
+          <w:p>
+            <w:r>
+              <w:t>You have exceeded your premium request allowance / HTTP 402 quota_exceeded</w:t>
+            </w:r>
+          </w:p>
+        </w:tc>
+        <w:tc>
+          <w:tcPr>
+            <w:tcW w:type="dxa" w:w="2880"/>
+          </w:tcPr>
+          <w:p>
+            <w:r>
+              <w:t>No</w:t>
+            </w:r>
+          </w:p>
+        </w:tc>
+      </w:tr>
+      <w:tr>
+        <w:tc>
+          <w:tcPr>
+            <w:tcW w:type="dxa" w:w="2880"/>
+          </w:tcPr>
+          <w:p>
+            <w:r>
+              <w:t>opencode (Z.AI)</w:t>
+            </w:r>
+          </w:p>
+        </w:tc>
+        <w:tc>
+          <w:tcPr>
+            <w:tcW w:type="dxa" w:w="2880"/>
+          </w:tcPr>
+          <w:p>
+            <w:r>
+              <w:t>Insufficient balance or no resource package (1113) - CONFIGURATION, not quota. Never swap on this.</w:t>
+            </w:r>
+          </w:p>
+        </w:tc>
+        <w:tc>
+          <w:tcPr>
+            <w:tcW w:type="dxa" w:w="2880"/>
+          </w:tcPr>
+          <w:p>
+            <w:r>
+              <w:t>n/a</w:t>
+            </w:r>
+          </w:p>
+        </w:tc>
+      </w:tr>
+    </w:tbl>
+    <w:p>
+      <w:pPr/>
+      <w:r>
+        <w:t>Copilot reports no window, so a swap against it needs a window chosen by the user. The other two carry theirs in the error text and can be copied straight into delegate-backup's --until argument.</w:t>
       </w:r>
     </w:p>
     <w:p>

--- a/docs/Code-pro-Plugin-Specification.docx
+++ b/docs/Code-pro-Plugin-Specification.docx
@@ -1805,12 +1805,7 @@
             <w:tcW w:type="dxa" w:w="2736"/>
           </w:tcPr>
           <w:p>
-            <w:r/>
             <w:r>
-              <w:rPr>
-                <w:b/>
-                <w:sz w:val="19"/>
-              </w:rPr>
               <w:t>Implementer</w:t>
             </w:r>
           </w:p>
@@ -1820,13 +1815,8 @@
             <w:tcW w:type="dxa" w:w="1296"/>
           </w:tcPr>
           <w:p>
-            <w:r/>
             <w:r>
-              <w:rPr>
-                <w:b/>
-                <w:sz w:val="19"/>
-              </w:rPr>
-              <w:t>Edits files</w:t>
+              <w:t>Message</w:t>
             </w:r>
           </w:p>
         </w:tc>
@@ -1835,13 +1825,8 @@
             <w:tcW w:type="dxa" w:w="5256"/>
           </w:tcPr>
           <w:p>
-            <w:r/>
             <w:r>
-              <w:rPr>
-                <w:b/>
-                <w:sz w:val="19"/>
-              </w:rPr>
-              <w:t>Runs your gates</w:t>
+              <w:t>Exhaustion? / window</w:t>
             </w:r>
           </w:p>
         </w:tc>
@@ -1852,11 +1837,7 @@
             <w:tcW w:type="dxa" w:w="2736"/>
           </w:tcPr>
           <w:p>
-            <w:r/>
             <w:r>
-              <w:rPr>
-                <w:sz w:val="18"/>
-              </w:rPr>
               <w:t>codex</w:t>
             </w:r>
           </w:p>
@@ -1866,12 +1847,8 @@
             <w:tcW w:type="dxa" w:w="1296"/>
           </w:tcPr>
           <w:p>
-            <w:r/>
             <w:r>
-              <w:rPr>
-                <w:sz w:val="18"/>
-              </w:rPr>
-              <w:t>yes</w:t>
+              <w:t>You have hit your usage limit</w:t>
             </w:r>
           </w:p>
         </w:tc>
@@ -1880,12 +1857,8 @@
             <w:tcW w:type="dxa" w:w="5256"/>
           </w:tcPr>
           <w:p>
-            <w:r/>
             <w:r>
-              <w:rPr>
-                <w:sz w:val="18"/>
-              </w:rPr>
-              <w:t>yes - runs tests/lint and reports real results</w:t>
+              <w:t>Yes - retry time</w:t>
             </w:r>
           </w:p>
         </w:tc>
@@ -1896,12 +1869,8 @@
             <w:tcW w:type="dxa" w:w="2736"/>
           </w:tcPr>
           <w:p>
-            <w:r/>
             <w:r>
-              <w:rPr>
-                <w:sz w:val="18"/>
-              </w:rPr>
-              <w:t>agy (Gemini)</w:t>
+              <w:t>agy</w:t>
             </w:r>
           </w:p>
         </w:tc>
@@ -1910,12 +1879,8 @@
             <w:tcW w:type="dxa" w:w="1296"/>
           </w:tcPr>
           <w:p>
-            <w:r/>
             <w:r>
-              <w:rPr>
-                <w:sz w:val="18"/>
-              </w:rPr>
-              <w:t>yes</w:t>
+              <w:t>Individual quota reached. Resets in XhYmZs</w:t>
             </w:r>
           </w:p>
         </w:tc>
@@ -1924,12 +1889,8 @@
             <w:tcW w:type="dxa" w:w="5256"/>
           </w:tcPr>
           <w:p>
-            <w:r/>
             <w:r>
-              <w:rPr>
-                <w:sz w:val="18"/>
-              </w:rPr>
-              <w:t>NO - print mode soft-denies every shell command</w:t>
+              <w:t>Yes - duration</w:t>
             </w:r>
           </w:p>
         </w:tc>
@@ -1940,12 +1901,8 @@
             <w:tcW w:type="dxa" w:w="2736"/>
           </w:tcPr>
           <w:p>
-            <w:r/>
             <w:r>
-              <w:rPr>
-                <w:sz w:val="18"/>
-              </w:rPr>
-              <w:t>claude, copilot, opencode, cursor</w:t>
+              <w:t>opencode (Z.AI plan)</w:t>
             </w:r>
           </w:p>
         </w:tc>
@@ -1954,12 +1911,8 @@
             <w:tcW w:type="dxa" w:w="1296"/>
           </w:tcPr>
           <w:p>
-            <w:r/>
             <w:r>
-              <w:rPr>
-                <w:sz w:val="18"/>
-              </w:rPr>
-              <w:t>yes</w:t>
+              <w:t>Weekly/Monthly Limit Exhausted. Your limit will reset at &lt;timestamp&gt;</w:t>
             </w:r>
           </w:p>
         </w:tc>
@@ -1968,12 +1921,104 @@
             <w:tcW w:type="dxa" w:w="5256"/>
           </w:tcPr>
           <w:p>
-            <w:r/>
             <w:r>
-              <w:rPr>
-                <w:sz w:val="18"/>
-              </w:rPr>
-              <w:t>yes</w:t>
+              <w:t>Yes - absolute timestamp</w:t>
+            </w:r>
+          </w:p>
+        </w:tc>
+      </w:tr>
+      <w:tr>
+        <w:tc>
+          <w:tcPr>
+            <w:tcW w:type="dxa" w:w="2880"/>
+          </w:tcPr>
+          <w:p>
+            <w:r>
+              <w:t>copilot</w:t>
+            </w:r>
+          </w:p>
+        </w:tc>
+        <w:tc>
+          <w:tcPr>
+            <w:tcW w:type="dxa" w:w="2880"/>
+          </w:tcPr>
+          <w:p>
+            <w:r>
+              <w:t>You have exceeded your premium request allowance / HTTP 402 quota_exceeded</w:t>
+            </w:r>
+          </w:p>
+        </w:tc>
+        <w:tc>
+          <w:tcPr>
+            <w:tcW w:type="dxa" w:w="2880"/>
+          </w:tcPr>
+          <w:p>
+            <w:r>
+              <w:t>Yes - no window given</w:t>
+            </w:r>
+          </w:p>
+        </w:tc>
+      </w:tr>
+      <w:tr>
+        <w:tc>
+          <w:tcPr>
+            <w:tcW w:type="dxa" w:w="2880"/>
+          </w:tcPr>
+          <w:p>
+            <w:r>
+              <w:t>opencode (Z.AI)</w:t>
+            </w:r>
+          </w:p>
+        </w:tc>
+        <w:tc>
+          <w:tcPr>
+            <w:tcW w:type="dxa" w:w="2880"/>
+          </w:tcPr>
+          <w:p>
+            <w:r>
+              <w:t>Insufficient balance or no resource package (1113)</w:t>
+            </w:r>
+          </w:p>
+        </w:tc>
+        <w:tc>
+          <w:tcPr>
+            <w:tcW w:type="dxa" w:w="2880"/>
+          </w:tcPr>
+          <w:p>
+            <w:r>
+              <w:t>NO - configuration fault</w:t>
+            </w:r>
+          </w:p>
+        </w:tc>
+      </w:tr>
+      <w:tr>
+        <w:tc>
+          <w:tcPr>
+            <w:tcW w:type="dxa" w:w="2880"/>
+          </w:tcPr>
+          <w:p>
+            <w:r>
+              <w:t>opencode (Z.AI free)</w:t>
+            </w:r>
+          </w:p>
+        </w:tc>
+        <w:tc>
+          <w:tcPr>
+            <w:tcW w:type="dxa" w:w="2880"/>
+          </w:tcPr>
+          <w:p>
+            <w:r>
+              <w:t>Rate limit reached for requests</w:t>
+            </w:r>
+          </w:p>
+        </w:tc>
+        <w:tc>
+          <w:tcPr>
+            <w:tcW w:type="dxa" w:w="2880"/>
+          </w:tcPr>
+          <w:p>
+            <w:r>
+              <w:t>NO - throttle, retry</w:t>
             </w:r>
           </w:p>
         </w:tc>
@@ -2003,7 +2048,7 @@
         <w:pStyle w:val="Heading2"/>
       </w:pPr>
       <w:r>
-        <w:t>6.6  Quota exhaustion and lane backups (new in 2.1)</w:t>
+        <w:t>6.6  Quota exhaustion and lane fallback chains (new in 2.1)</w:t>
       </w:r>
     </w:p>
     <w:p>
@@ -2021,7 +2066,7 @@
     <w:p>
       <w:pPr/>
       <w:r>
-        <w:t>So the split is: judgment stays with the orchestrator and the user; bookkeeping is automated by the optional delegate-backup plugin. It swaps an exhausted lane onto a configured backup implementer, records how to undo that, and schedules the lane's return for the moment the provider's window resets. All of its state lives in a lane-backups.json sidecar, so delegate-skills' config.json remains a valid, untouched delegate-fleet.v1 document and stays free for any future delegate-skills upgrade.</w:t>
+        <w:t>So the split is: judgment stays with the orchestrator and the user; bookkeeping is automated by the optional delegate-backup plugin. Each lane gets an ordered CHAIN of implementers, and the plugin walks the lane one position down that chain per exhaustion, scheduling its return to the primary for when the provider's window resets. All of its state lives in a lane-backups.json sidecar, so delegate-skills' config.json remains a valid, untouched delegate-fleet.v1 document and stays free for any future delegate-skills upgrade.</w:t>
       </w:r>
     </w:p>
     <w:p>
@@ -2043,7 +2088,7 @@
         <w:pStyle w:val="ListBullet"/>
       </w:pPr>
       <w:r>
-        <w:t>Prints a 'Lane backups (active)' block naming every lane currently on a backup, what it fell back to, and how long until it returns.</w:t>
+        <w:t>Prints a 'Lane backups (active)' block naming every lane on a fallback, its chain position as [n/last], what it fell back to, and how long until it returns. The position matters: it shows how much fallback headroom is left.</w:t>
       </w:r>
     </w:p>
     <w:p>
@@ -2057,13 +2102,13 @@
     <w:p>
       <w:pPr/>
       <w:r>
-        <w:t>A lane on a backup is being executed by a different provider than the fleet config names. Like every other degradation in this pipeline, that must never be silent.</w:t>
+        <w:t>A lane on a fallback is being executed by a different provider than the fleet config names. Like every other degradation in this pipeline, that must never be silent. The chain's final entry should be a free, unmetered model - opencode/nemotron-3-ultra-free and opencode/hy3-free both write working code at zero cost and need no credential - so that 'every provider is exhausted' degrades the quality of a run rather than stopping it.</w:t>
       </w:r>
     </w:p>
     <w:p>
       <w:pPr/>
       <w:r>
-        <w:t>Known exhaustion messages, and the one that lies:</w:t>
+        <w:t>Provider messages, and the three that mislead:</w:t>
       </w:r>
     </w:p>
     <w:tbl>
@@ -2241,7 +2286,7 @@
     <w:p>
       <w:pPr/>
       <w:r>
-        <w:t>Copilot reports no window, so a swap against it needs a window chosen by the user. The other two carry theirs in the error text and can be copied straight into delegate-backup's --until argument.</w:t>
+        <w:t>Copilot reports no window, so a swap against it needs one chosen by the user. The others carry theirs in the error text and can be passed straight to delegate-backup's --until, which accepts both a duration and an absolute timestamp. Never advance a chain on 1113 or on a rate-limit message: the first is a wrong endpoint or an out-of-plan model, the second is a per-minute throttle that should simply be retried.</w:t>
       </w:r>
     </w:p>
     <w:p>
